--- a/EXPORTS/DOCX/published/niveau3/Dutch/Naturalis.docx
+++ b/EXPORTS/DOCX/published/niveau3/Dutch/Naturalis.docx
@@ -401,68 +401,7 @@
           <w:color w:val="000000"/>
           <w:sz w:val="24"/>
         </w:rPr>
-        <w:hyperlink r:id="rId9" w:history="1">
-          <w:r>
-            <w:rPr>
-              <w:rStyle w:val="Hyperlink"/>
-            </w:rPr>
-            <w:t>aturali</w:t>
-          </w:r>
-        </w:hyperlink>
-      </w:r>
-      <w:r>
-        <w:rPr>
-          <w:u w:val="single" w:color="0000ff"/>
-          <w:rFonts w:ascii="Charis SIL Regular" w:hAnsi="Charis SIL Regular" w:eastAsia="Charis SIL Regular"/>
-          <w:b w:val="0"/>
-          <w:i w:val="0"/>
-          <w:color w:val="000000"/>
-          <w:sz w:val="24"/>
-        </w:rPr>
-        <w:hyperlink r:id="rId9" w:history="1">
-          <w:r>
-            <w:rPr>
-              <w:rStyle w:val="Hyperlink"/>
-            </w:rPr>
-            <w:t>s</w:t>
-          </w:r>
-        </w:hyperlink>
-      </w:r>
-      <w:r>
-        <w:rPr>
-          <w:u w:val="single" w:color="0000ff"/>
-          <w:rFonts w:ascii="Charis SIL Regular" w:hAnsi="Charis SIL Regular" w:eastAsia="Charis SIL Regular"/>
-          <w:b w:val="0"/>
-          <w:i w:val="0"/>
-          <w:color w:val="000000"/>
-          <w:sz w:val="24"/>
-        </w:rPr>
-        <w:hyperlink r:id="rId9" w:history="1">
-          <w:r>
-            <w:rPr>
-              <w:rStyle w:val="Hyperlink"/>
-            </w:rPr>
-            <w:t xml:space="preserve"> Biodiv</w:t>
-          </w:r>
-        </w:hyperlink>
-      </w:r>
-      <w:r>
-        <w:rPr>
-          <w:u w:val="single" w:color="0000ff"/>
-          <w:rFonts w:ascii="Charis SIL Regular" w:hAnsi="Charis SIL Regular" w:eastAsia="Charis SIL Regular"/>
-          <w:b w:val="0"/>
-          <w:i w:val="0"/>
-          <w:color w:val="000000"/>
-          <w:sz w:val="24"/>
-        </w:rPr>
-        <w:hyperlink r:id="rId9" w:history="1">
-          <w:r>
-            <w:rPr>
-              <w:rStyle w:val="Hyperlink"/>
-            </w:rPr>
-            <w:t>e</w:t>
-          </w:r>
-        </w:hyperlink>
+        <w:t>aturalis Biodive</w:t>
       </w:r>
       <w:r>
         <w:rPr>
@@ -1322,7 +1261,7 @@
           <w:sz w:val="24"/>
           <w:u w:val="single"/>
         </w:rPr>
-        <w:hyperlink r:id="rId13" w:history="1">
+        <w:hyperlink r:id="rId14" w:history="1">
           <w:r>
             <w:rPr>
               <w:rStyle w:val="Hyperlink"/>
@@ -1351,7 +1290,7 @@
           <w:sz w:val="24"/>
           <w:u w:val="single"/>
         </w:rPr>
-        <w:hyperlink r:id="rId13" w:history="1">
+        <w:hyperlink r:id="rId14" w:history="1">
           <w:r>
             <w:rPr>
               <w:rStyle w:val="Hyperlink"/>
@@ -1369,7 +1308,7 @@
           <w:sz w:val="24"/>
           <w:u w:val="single"/>
         </w:rPr>
-        <w:hyperlink r:id="rId13" w:history="1">
+        <w:hyperlink r:id="rId14" w:history="1">
           <w:r>
             <w:rPr>
               <w:rStyle w:val="Hyperlink"/>
@@ -1387,7 +1326,7 @@
           <w:sz w:val="24"/>
           <w:u w:val="single"/>
         </w:rPr>
-        <w:hyperlink r:id="rId13" w:history="1">
+        <w:hyperlink r:id="rId14" w:history="1">
           <w:r>
             <w:rPr>
               <w:rStyle w:val="Hyperlink"/>
@@ -1405,7 +1344,7 @@
           <w:sz w:val="24"/>
           <w:u w:val="single"/>
         </w:rPr>
-        <w:hyperlink r:id="rId13" w:history="1">
+        <w:hyperlink r:id="rId14" w:history="1">
           <w:r>
             <w:rPr>
               <w:rStyle w:val="Hyperlink"/>
@@ -1423,7 +1362,7 @@
           <w:sz w:val="24"/>
           <w:u w:val="single"/>
         </w:rPr>
-        <w:hyperlink r:id="rId13" w:history="1">
+        <w:hyperlink r:id="rId14" w:history="1">
           <w:r>
             <w:rPr>
               <w:rStyle w:val="Hyperlink"/>
@@ -1984,61 +1923,7 @@
           <w:color w:val="000000"/>
           <w:sz w:val="24"/>
         </w:rPr>
-        <w:t>apart blijven bestaan tot</w:t>
-      </w:r>
-      <w:r>
-        <w:rPr>
-          <w:u w:val="single" w:color="0000ff"/>
-          <w:rFonts w:ascii="Charis SIL Regular" w:hAnsi="Charis SIL Regular" w:eastAsia="Charis SIL Regular"/>
-          <w:b w:val="0"/>
-          <w:i w:val="0"/>
-          <w:color w:val="000000"/>
-          <w:sz w:val="24"/>
-        </w:rPr>
-        <w:hyperlink r:id="rId15" w:history="1">
-          <w:r>
-            <w:rPr>
-              <w:rStyle w:val="Hyperlink"/>
-            </w:rPr>
-            <w:t>dat het in 19</w:t>
-          </w:r>
-        </w:hyperlink>
-      </w:r>
-      <w:r>
-        <w:rPr>
-          <w:u w:val="single" w:color="0000ff"/>
-          <w:rFonts w:ascii="Charis SIL Regular" w:hAnsi="Charis SIL Regular" w:eastAsia="Charis SIL Regular"/>
-          <w:b w:val="0"/>
-          <w:i w:val="0"/>
-          <w:color w:val="000000"/>
-          <w:sz w:val="24"/>
-        </w:rPr>
-        <w:hyperlink r:id="rId15" w:history="1">
-          <w:r>
-            <w:rPr>
-              <w:rStyle w:val="Hyperlink"/>
-            </w:rPr>
-            <w:t>8</w:t>
-          </w:r>
-        </w:hyperlink>
-      </w:r>
-      <w:r>
-        <w:rPr>
-          <w:u w:val="single" w:color="0000ff"/>
-          <w:rFonts w:ascii="Charis SIL Regular" w:hAnsi="Charis SIL Regular" w:eastAsia="Charis SIL Regular"/>
-          <w:b w:val="0"/>
-          <w:i w:val="0"/>
-          <w:color w:val="000000"/>
-          <w:sz w:val="24"/>
-        </w:rPr>
-        <w:hyperlink r:id="rId15" w:history="1">
-          <w:r>
-            <w:rPr>
-              <w:rStyle w:val="Hyperlink"/>
-            </w:rPr>
-            <w:t>4 we</w:t>
-          </w:r>
-        </w:hyperlink>
+        <w:t>apart blijven bestaan totdat het in 1984 we</w:t>
       </w:r>
       <w:r>
         <w:rPr>
@@ -3299,13 +3184,50 @@
       </w:r>
       <w:r>
         <w:rPr>
+          <w:u w:val="single" w:color="0000ff"/>
           <w:rFonts w:ascii="Charis SIL Regular" w:hAnsi="Charis SIL Regular" w:eastAsia="Charis SIL Regular"/>
           <w:b w:val="0"/>
           <w:i w:val="0"/>
           <w:color w:val="000000"/>
           <w:sz w:val="24"/>
         </w:rPr>
-        <w:t>van de plaa</w:t>
+        <w:hyperlink r:id="rId20" w:history="1">
+          <w:r>
+            <w:rPr>
+              <w:rStyle w:val="Hyperlink"/>
+            </w:rPr>
+            <w:t>van de</w:t>
+          </w:r>
+        </w:hyperlink>
+      </w:r>
+      <w:r>
+        <w:rPr>
+          <w:u w:val="single" w:color="0000ff"/>
+          <w:rFonts w:ascii="Charis SIL Regular" w:hAnsi="Charis SIL Regular" w:eastAsia="Charis SIL Regular"/>
+          <w:b w:val="0"/>
+          <w:i w:val="0"/>
+          <w:color w:val="000000"/>
+          <w:sz w:val="24"/>
+        </w:rPr>
+        <w:t xml:space="preserve"> </w:t>
+      </w:r>
+      <w:r>
+        <w:rPr>
+          <w:u w:val="single" w:color="0000ff"/>
+          <w:rFonts w:ascii="Charis SIL Regular" w:hAnsi="Charis SIL Regular" w:eastAsia="Charis SIL Regular"/>
+          <w:b w:val="0"/>
+          <w:i w:val="0"/>
+          <w:color w:val="000000"/>
+          <w:sz w:val="24"/>
+        </w:rPr>
+        <w:hyperlink r:id="rId20" w:history="1">
+          <w:r>
+            <w:rPr>
+              <w:rStyle w:val="Hyperlink"/>
+            </w:rPr>
+            <w:t>plaa</w:t>
+          </w:r>
+        </w:hyperlink>
       </w:r>
       <w:r>
         <w:rPr>

--- a/EXPORTS/DOCX/published/niveau3/Dutch/Naturalis.docx
+++ b/EXPORTS/DOCX/published/niveau3/Dutch/Naturalis.docx
@@ -401,7 +401,68 @@
           <w:color w:val="000000"/>
           <w:sz w:val="24"/>
         </w:rPr>
-        <w:t>aturalis Biodive</w:t>
+        <w:hyperlink r:id="rId9" w:history="1">
+          <w:r>
+            <w:rPr>
+              <w:rStyle w:val="Hyperlink"/>
+            </w:rPr>
+            <w:t>aturali</w:t>
+          </w:r>
+        </w:hyperlink>
+      </w:r>
+      <w:r>
+        <w:rPr>
+          <w:u w:val="single" w:color="0000ff"/>
+          <w:rFonts w:ascii="Charis SIL Regular" w:hAnsi="Charis SIL Regular" w:eastAsia="Charis SIL Regular"/>
+          <w:b w:val="0"/>
+          <w:i w:val="0"/>
+          <w:color w:val="000000"/>
+          <w:sz w:val="24"/>
+        </w:rPr>
+        <w:hyperlink r:id="rId9" w:history="1">
+          <w:r>
+            <w:rPr>
+              <w:rStyle w:val="Hyperlink"/>
+            </w:rPr>
+            <w:t>s</w:t>
+          </w:r>
+        </w:hyperlink>
+      </w:r>
+      <w:r>
+        <w:rPr>
+          <w:u w:val="single" w:color="0000ff"/>
+          <w:rFonts w:ascii="Charis SIL Regular" w:hAnsi="Charis SIL Regular" w:eastAsia="Charis SIL Regular"/>
+          <w:b w:val="0"/>
+          <w:i w:val="0"/>
+          <w:color w:val="000000"/>
+          <w:sz w:val="24"/>
+        </w:rPr>
+        <w:hyperlink r:id="rId9" w:history="1">
+          <w:r>
+            <w:rPr>
+              <w:rStyle w:val="Hyperlink"/>
+            </w:rPr>
+            <w:t xml:space="preserve"> Biodiv</w:t>
+          </w:r>
+        </w:hyperlink>
+      </w:r>
+      <w:r>
+        <w:rPr>
+          <w:u w:val="single" w:color="0000ff"/>
+          <w:rFonts w:ascii="Charis SIL Regular" w:hAnsi="Charis SIL Regular" w:eastAsia="Charis SIL Regular"/>
+          <w:b w:val="0"/>
+          <w:i w:val="0"/>
+          <w:color w:val="000000"/>
+          <w:sz w:val="24"/>
+        </w:rPr>
+        <w:hyperlink r:id="rId9" w:history="1">
+          <w:r>
+            <w:rPr>
+              <w:rStyle w:val="Hyperlink"/>
+            </w:rPr>
+            <w:t>e</w:t>
+          </w:r>
+        </w:hyperlink>
       </w:r>
       <w:r>
         <w:rPr>
@@ -1210,18 +1271,7 @@
           <w:color w:val="000000"/>
           <w:sz w:val="24"/>
         </w:rPr>
-        <w:t>die zijn stand</w:t>
-      </w:r>
-      <w:r>
-        <w:rPr>
-          <w:u w:val="single" w:color="0000ff"/>
-          <w:rFonts w:ascii="Charis SIL Regular" w:hAnsi="Charis SIL Regular" w:eastAsia="Charis SIL Regular"/>
-          <w:b w:val="0"/>
-          <w:i w:val="0"/>
-          <w:color w:val="000000"/>
-          <w:sz w:val="24"/>
-        </w:rPr>
-        <w:t xml:space="preserve">plaats had in </w:t>
+        <w:t xml:space="preserve">die zijn standplaats had in </w:t>
       </w:r>
       <w:r>
         <w:rPr>
@@ -1232,7 +1282,7 @@
           <w:sz w:val="24"/>
           <w:u w:val="single"/>
         </w:rPr>
-        <w:hyperlink r:id="rId14" w:history="1">
+        <w:hyperlink r:id="rId13" w:history="1">
           <w:r>
             <w:rPr>
               <w:rStyle w:val="Hyperlink"/>
@@ -1447,6 +1497,7 @@
       </w:r>
       <w:r>
         <w:rPr>
+          <w:u w:val="single" w:color="0000ff"/>
           <w:rFonts w:ascii="Charis SIL Regular" w:hAnsi="Charis SIL Regular" w:eastAsia="Charis SIL Regular"/>
           <w:b w:val="0"/>
           <w:i w:val="0"/>
@@ -1523,7 +1574,7 @@
             <w:rPr>
               <w:rStyle w:val="Hyperlink"/>
             </w:rPr>
-            <w:t xml:space="preserve">et in kaart </w:t>
+            <w:t>et in kaart</w:t>
           </w:r>
         </w:hyperlink>
       </w:r>
@@ -1535,7 +1586,7 @@
           <w:color w:val="000000"/>
           <w:sz w:val="24"/>
         </w:rPr>
-        <w:t xml:space="preserve">brengen van de plaatselijke flora en fauna. De </w:t>
+        <w:t xml:space="preserve"> brengen van de plaatselijke flora en fauna. De </w:t>
       </w:r>
       <w:r>
         <w:rPr>
@@ -1923,7 +1974,7 @@
           <w:color w:val="000000"/>
           <w:sz w:val="24"/>
         </w:rPr>
-        <w:t>apart blijven bestaan totdat het in 1984 we</w:t>
+        <w:t>apart blijven bestaan tot</w:t>
       </w:r>
       <w:r>
         <w:rPr>
@@ -1939,9 +1990,56 @@
             <w:rPr>
               <w:rStyle w:val="Hyperlink"/>
             </w:rPr>
-            <w:t>er werd s</w:t>
+            <w:t>dat het in 19</w:t>
           </w:r>
         </w:hyperlink>
+      </w:r>
+      <w:r>
+        <w:rPr>
+          <w:u w:val="single" w:color="0000ff"/>
+          <w:rFonts w:ascii="Charis SIL Regular" w:hAnsi="Charis SIL Regular" w:eastAsia="Charis SIL Regular"/>
+          <w:b w:val="0"/>
+          <w:i w:val="0"/>
+          <w:color w:val="000000"/>
+          <w:sz w:val="24"/>
+        </w:rPr>
+        <w:hyperlink r:id="rId15" w:history="1">
+          <w:r>
+            <w:rPr>
+              <w:rStyle w:val="Hyperlink"/>
+            </w:rPr>
+            <w:t>8</w:t>
+          </w:r>
+        </w:hyperlink>
+      </w:r>
+      <w:r>
+        <w:rPr>
+          <w:u w:val="single" w:color="0000ff"/>
+          <w:rFonts w:ascii="Charis SIL Regular" w:hAnsi="Charis SIL Regular" w:eastAsia="Charis SIL Regular"/>
+          <w:b w:val="0"/>
+          <w:i w:val="0"/>
+          <w:color w:val="000000"/>
+          <w:sz w:val="24"/>
+        </w:rPr>
+        <w:hyperlink r:id="rId15" w:history="1">
+          <w:r>
+            <w:rPr>
+              <w:rStyle w:val="Hyperlink"/>
+            </w:rPr>
+            <w:t>4 we</w:t>
+          </w:r>
+        </w:hyperlink>
+      </w:r>
+      <w:r>
+        <w:rPr>
+          <w:u w:val="single" w:color="0000ff"/>
+          <w:rFonts w:ascii="Charis SIL Regular" w:hAnsi="Charis SIL Regular" w:eastAsia="Charis SIL Regular"/>
+          <w:b w:val="0"/>
+          <w:i w:val="0"/>
+          <w:color w:val="000000"/>
+          <w:sz w:val="24"/>
+        </w:rPr>
+        <w:t>er werd s</w:t>
       </w:r>
       <w:r>
         <w:rPr>
@@ -4500,7 +4598,7 @@
           <w:sz w:val="24"/>
           <w:u w:val="single"/>
         </w:rPr>
-        <w:hyperlink r:id="rId28" w:history="1">
+        <w:hyperlink r:id="rId29" w:history="1">
           <w:r>
             <w:rPr>
               <w:rStyle w:val="Hyperlink"/>
@@ -4518,7 +4616,7 @@
           <w:sz w:val="24"/>
           <w:u w:val="single"/>
         </w:rPr>
-        <w:hyperlink r:id="rId28" w:history="1">
+        <w:hyperlink r:id="rId29" w:history="1">
           <w:r>
             <w:rPr>
               <w:rStyle w:val="Hyperlink"/>
